--- a/backend/public/oferta.docx
+++ b/backend/public/oferta.docx
@@ -1,6 +1,6 @@
 
 <file path=word/document.xml><?xml version="1.0" encoding="utf-8"?>
-<w:document xmlns:wpc="http://schemas.microsoft.com/office/word/2010/wordprocessingCanvas" xmlns:cx="http://schemas.microsoft.com/office/drawing/2014/chartex" xmlns:cx1="http://schemas.microsoft.com/office/drawing/2015/9/8/chartex" xmlns:cx2="http://schemas.microsoft.com/office/drawing/2015/10/21/chartex" xmlns:cx3="http://schemas.microsoft.com/office/drawing/2016/5/9/chartex" xmlns:cx4="http://schemas.microsoft.com/office/drawing/2016/5/10/chartex" xmlns:cx5="http://schemas.microsoft.com/office/drawing/2016/5/11/chartex" xmlns:cx6="http://schemas.microsoft.com/office/drawing/2016/5/12/chartex" xmlns:cx7="http://schemas.microsoft.com/office/drawing/2016/5/13/chartex" xmlns:cx8="http://schemas.microsoft.com/office/drawing/2016/5/14/chartex" xmlns:mc="http://schemas.openxmlformats.org/markup-compatibility/2006" xmlns:aink="http://schemas.microsoft.com/office/drawing/2016/ink" xmlns:am3d="http://schemas.microsoft.com/office/drawing/2017/model3d" xmlns:o="urn:schemas-microsoft-com:office:office" xmlns:oel="http://schemas.microsoft.com/office/2019/extlst" xmlns:r="http://schemas.openxmlformats.org/officeDocument/2006/relationships" xmlns:m="http://schemas.openxmlformats.org/officeDocument/2006/math" xmlns:v="urn:schemas-microsoft-com:vml" xmlns:wp14="http://schemas.microsoft.com/office/word/2010/wordprocessingDrawing" xmlns:wp="http://schemas.openxmlformats.org/drawingml/2006/wordprocessingDrawing" xmlns:w10="urn:schemas-microsoft-com:office:word" xmlns:w="http://schemas.openxmlformats.org/wordprocessingml/2006/main" xmlns:w14="http://schemas.microsoft.com/office/word/2010/wordml" xmlns:w15="http://schemas.microsoft.com/office/word/2012/wordml" xmlns:w16cex="http://schemas.microsoft.com/office/word/2018/wordml/cex" xmlns:w16cid="http://schemas.microsoft.com/office/word/2016/wordml/cid" xmlns:w16="http://schemas.microsoft.com/office/word/2018/wordml" xmlns:w16sdtdh="http://schemas.microsoft.com/office/word/2020/wordml/sdtdatahash" xmlns:w16se="http://schemas.microsoft.com/office/word/2015/wordml/symex" xmlns:wpg="http://schemas.microsoft.com/office/word/2010/wordprocessingGroup" xmlns:wpi="http://schemas.microsoft.com/office/word/2010/wordprocessingInk" xmlns:wne="http://schemas.microsoft.com/office/word/2006/wordml" xmlns:wps="http://schemas.microsoft.com/office/word/2010/wordprocessingShape" mc:Ignorable="w14 w15 w16se w16cid w16 w16cex w16sdtdh wp14">
+<w:document xmlns:wpc="http://schemas.microsoft.com/office/word/2010/wordprocessingCanvas" xmlns:cx="http://schemas.microsoft.com/office/drawing/2014/chartex" xmlns:cx1="http://schemas.microsoft.com/office/drawing/2015/9/8/chartex" xmlns:cx2="http://schemas.microsoft.com/office/drawing/2015/10/21/chartex" xmlns:cx3="http://schemas.microsoft.com/office/drawing/2016/5/9/chartex" xmlns:cx4="http://schemas.microsoft.com/office/drawing/2016/5/10/chartex" xmlns:cx5="http://schemas.microsoft.com/office/drawing/2016/5/11/chartex" xmlns:cx6="http://schemas.microsoft.com/office/drawing/2016/5/12/chartex" xmlns:cx7="http://schemas.microsoft.com/office/drawing/2016/5/13/chartex" xmlns:cx8="http://schemas.microsoft.com/office/drawing/2016/5/14/chartex" xmlns:mc="http://schemas.openxmlformats.org/markup-compatibility/2006" xmlns:aink="http://schemas.microsoft.com/office/drawing/2016/ink" xmlns:am3d="http://schemas.microsoft.com/office/drawing/2017/model3d" xmlns:o="urn:schemas-microsoft-com:office:office" xmlns:r="http://schemas.openxmlformats.org/officeDocument/2006/relationships" xmlns:m="http://schemas.openxmlformats.org/officeDocument/2006/math" xmlns:v="urn:schemas-microsoft-com:vml" xmlns:wp14="http://schemas.microsoft.com/office/word/2010/wordprocessingDrawing" xmlns:wp="http://schemas.openxmlformats.org/drawingml/2006/wordprocessingDrawing" xmlns:w10="urn:schemas-microsoft-com:office:word" xmlns:w="http://schemas.openxmlformats.org/wordprocessingml/2006/main" xmlns:w14="http://schemas.microsoft.com/office/word/2010/wordml" xmlns:w15="http://schemas.microsoft.com/office/word/2012/wordml" xmlns:w16cid="http://schemas.microsoft.com/office/word/2016/wordml/cid" xmlns:w16se="http://schemas.microsoft.com/office/word/2015/wordml/symex" xmlns:wpg="http://schemas.microsoft.com/office/word/2010/wordprocessingGroup" xmlns:wpi="http://schemas.microsoft.com/office/word/2010/wordprocessingInk" xmlns:wne="http://schemas.microsoft.com/office/word/2006/wordml" xmlns:wps="http://schemas.microsoft.com/office/word/2010/wordprocessingShape" mc:Ignorable="w14 w15 w16se w16cid wp14">
   <w:body>
     <w:p>
       <w:pPr>
@@ -15,6 +15,8 @@
           <w:szCs w:val="24"/>
         </w:rPr>
       </w:pPr>
+      <w:bookmarkStart w:id="0" w:name="_GoBack"/>
+      <w:bookmarkEnd w:id="0"/>
       <w:r>
         <w:rPr>
           <w:rFonts w:ascii="Times New Roman" w:hAnsi="Times New Roman" w:cs="Times New Roman"/>
@@ -762,18 +764,18 @@
           <w:sz w:val="24"/>
           <w:szCs w:val="24"/>
         </w:rPr>
-        <w:t>Сайт Исполнителя в сети «Интернет»</w:t>
-      </w:r>
-      <w:r>
-        <w:rPr>
-          <w:rFonts w:ascii="Times New Roman" w:hAnsi="Times New Roman" w:cs="Times New Roman"/>
-          <w:sz w:val="24"/>
-          <w:szCs w:val="24"/>
-        </w:rPr>
-        <w:t xml:space="preserve"> – совокупность программ для электронных вычислительных машин и иной информации, содержащейся в информационной системе, доступ к которой обеспечивается посредством сети «Интернет» по доменному имени и сетевому адресу:  </w:t>
-      </w:r>
-      <w:proofErr w:type="spellStart"/>
-      <w:proofErr w:type="spellEnd"/>
+        <w:t>Сайт Исполнителя в сети «Интернет» – совокупность прогр</w:t>
+      </w:r>
+      <w:r>
+        <w:rPr>
+          <w:rFonts w:ascii="Times New Roman" w:hAnsi="Times New Roman" w:cs="Times New Roman"/>
+          <w:b/>
+          <w:bCs/>
+          <w:sz w:val="24"/>
+          <w:szCs w:val="24"/>
+        </w:rPr>
+        <w:t>амм и информации, доступ к которой обеспечивается по адресу https://sql-designer.com/.</w:t>
+      </w:r>
     </w:p>
     <w:p>
       <w:pPr>
@@ -1161,17 +1163,7 @@
           <w:sz w:val="24"/>
           <w:szCs w:val="24"/>
         </w:rPr>
-        <w:t xml:space="preserve"> определяются на основании сведений Исполнителя при оформлении заявки Заказчиком, либо устанавливаются на сайте Исполнителя в сети «Интернет»  </w:t>
-      </w:r>
-      <w:proofErr w:type="spellStart"/>
-      <w:proofErr w:type="spellEnd"/>
-      <w:r>
-        <w:rPr>
-          <w:rFonts w:ascii="Times New Roman" w:hAnsi="Times New Roman" w:cs="Times New Roman"/>
-          <w:sz w:val="24"/>
-          <w:szCs w:val="24"/>
-        </w:rPr>
-        <w:t xml:space="preserve"> </w:t>
+        <w:t xml:space="preserve"> определяются на основании сведений Исполнителя при оформлении заявки Заказчиком, либо устанавливаются на сайте Исполнителя в сети «Интернет»   </w:t>
       </w:r>
     </w:p>
     <w:p>
@@ -1280,7 +1272,6 @@
           <w:sz w:val="24"/>
           <w:szCs w:val="24"/>
         </w:rPr>
-        <w:lastRenderedPageBreak/>
         <w:t xml:space="preserve">Договор заключается </w:t>
       </w:r>
       <w:r>
@@ -1315,6 +1306,7 @@
           <w:szCs w:val="24"/>
           <w:lang w:eastAsia="ru-RU"/>
         </w:rPr>
+        <w:lastRenderedPageBreak/>
         <w:t>действи</w:t>
       </w:r>
       <w:r>
@@ -2287,10 +2279,16 @@
           <w:sz w:val="24"/>
           <w:szCs w:val="24"/>
         </w:rPr>
-        <w:t>Стоимость услуг Исполнителя, оказываемых Заказчиком и порядок их оплаты, определяются на основании сведений Исполнителя при оформлении заявки Заказчиком либо устанавливаются на Сайте Исполнителя в сети «Интернет»:  </w:t>
-      </w:r>
-      <w:proofErr w:type="spellStart"/>
-      <w:proofErr w:type="spellEnd"/>
+        <w:t xml:space="preserve">Стоимость услуг Исполнителя, оказываемых Заказчиком и порядок их оплаты, </w:t>
+      </w:r>
+      <w:r>
+        <w:rPr>
+          <w:rFonts w:ascii="Times New Roman" w:hAnsi="Times New Roman" w:cs="Times New Roman"/>
+          <w:sz w:val="24"/>
+          <w:szCs w:val="24"/>
+        </w:rPr>
+        <w:t>определяются на основании сведений Исполнителя при оформлении заявки Заказчиком либо устанавливаются на Сайте Исполнителя в сети «Интернет»:  </w:t>
+      </w:r>
     </w:p>
     <w:p>
       <w:pPr>
@@ -2315,7 +2313,6 @@
           <w:szCs w:val="24"/>
           <w:lang w:eastAsia="ru-RU"/>
         </w:rPr>
-        <w:lastRenderedPageBreak/>
         <w:t>Все расчеты по Договору производятся в безналичном порядке</w:t>
       </w:r>
       <w:r>
@@ -2368,6 +2365,7 @@
           <w:sz w:val="24"/>
           <w:szCs w:val="24"/>
         </w:rPr>
+        <w:lastRenderedPageBreak/>
         <w:t>Конфиденциальность и безопасность</w:t>
       </w:r>
     </w:p>
@@ -3295,67 +3293,58 @@
           <w:szCs w:val="24"/>
           <w:lang w:eastAsia="ru-RU"/>
         </w:rPr>
-        <w:t xml:space="preserve">либо путем </w:t>
-      </w:r>
-      <w:r>
-        <w:rPr>
-          <w:rFonts w:ascii="Times New Roman" w:eastAsia="Times New Roman" w:hAnsi="Times New Roman" w:cs="Times New Roman"/>
-          <w:sz w:val="24"/>
-          <w:szCs w:val="24"/>
-          <w:lang w:eastAsia="ru-RU"/>
+        <w:t xml:space="preserve">либо путем направления соответствующего уведомления на электронный или почтовый адрес, указанный </w:t>
+      </w:r>
+      <w:r>
+        <w:rPr>
+          <w:rFonts w:ascii="Times New Roman" w:hAnsi="Times New Roman" w:cs="Times New Roman"/>
+          <w:sz w:val="24"/>
+          <w:szCs w:val="24"/>
+        </w:rPr>
+        <w:t xml:space="preserve">Заказчиком </w:t>
+      </w:r>
+      <w:r>
+        <w:rPr>
+          <w:rFonts w:ascii="Times New Roman" w:eastAsia="Times New Roman" w:hAnsi="Times New Roman" w:cs="Times New Roman"/>
+          <w:sz w:val="24"/>
+          <w:szCs w:val="24"/>
+          <w:lang w:eastAsia="ru-RU"/>
+        </w:rPr>
+        <w:t>при заключении Договора или в ходе его исполнения</w:t>
+      </w:r>
+      <w:r>
+        <w:rPr>
+          <w:rFonts w:ascii="Times New Roman" w:eastAsia="Times New Roman" w:hAnsi="Times New Roman" w:cs="Times New Roman"/>
+          <w:sz w:val="24"/>
+          <w:szCs w:val="24"/>
+          <w:lang w:eastAsia="ru-RU"/>
+        </w:rPr>
+        <w:t>.</w:t>
+      </w:r>
+    </w:p>
+    <w:p>
+      <w:pPr>
+        <w:pStyle w:val="a3"/>
+        <w:numPr>
+          <w:ilvl w:val="1"/>
+          <w:numId w:val="1"/>
+        </w:numPr>
+        <w:ind w:left="0" w:firstLine="0"/>
+        <w:jc w:val="both"/>
+        <w:rPr>
+          <w:rFonts w:ascii="Times New Roman" w:eastAsia="Times New Roman" w:hAnsi="Times New Roman" w:cs="Times New Roman"/>
+          <w:sz w:val="24"/>
+          <w:szCs w:val="24"/>
+          <w:lang w:eastAsia="ru-RU"/>
+        </w:rPr>
+      </w:pPr>
+      <w:r>
+        <w:rPr>
+          <w:rFonts w:ascii="Times New Roman" w:hAnsi="Times New Roman" w:cs="Times New Roman"/>
+          <w:sz w:val="24"/>
+          <w:szCs w:val="24"/>
         </w:rPr>
         <w:lastRenderedPageBreak/>
-        <w:t xml:space="preserve">направления соответствующего уведомления на электронный или почтовый адрес, указанный </w:t>
-      </w:r>
-      <w:r>
-        <w:rPr>
-          <w:rFonts w:ascii="Times New Roman" w:hAnsi="Times New Roman" w:cs="Times New Roman"/>
-          <w:sz w:val="24"/>
-          <w:szCs w:val="24"/>
-        </w:rPr>
-        <w:t xml:space="preserve">Заказчиком </w:t>
-      </w:r>
-      <w:r>
-        <w:rPr>
-          <w:rFonts w:ascii="Times New Roman" w:eastAsia="Times New Roman" w:hAnsi="Times New Roman" w:cs="Times New Roman"/>
-          <w:sz w:val="24"/>
-          <w:szCs w:val="24"/>
-          <w:lang w:eastAsia="ru-RU"/>
-        </w:rPr>
-        <w:t>при заключении Договора или в ходе его исполнения</w:t>
-      </w:r>
-      <w:r>
-        <w:rPr>
-          <w:rFonts w:ascii="Times New Roman" w:eastAsia="Times New Roman" w:hAnsi="Times New Roman" w:cs="Times New Roman"/>
-          <w:sz w:val="24"/>
-          <w:szCs w:val="24"/>
-          <w:lang w:eastAsia="ru-RU"/>
-        </w:rPr>
-        <w:t>.</w:t>
-      </w:r>
-    </w:p>
-    <w:p>
-      <w:pPr>
-        <w:pStyle w:val="a3"/>
-        <w:numPr>
-          <w:ilvl w:val="1"/>
-          <w:numId w:val="1"/>
-        </w:numPr>
-        <w:ind w:left="0" w:firstLine="0"/>
-        <w:jc w:val="both"/>
-        <w:rPr>
-          <w:rFonts w:ascii="Times New Roman" w:eastAsia="Times New Roman" w:hAnsi="Times New Roman" w:cs="Times New Roman"/>
-          <w:sz w:val="24"/>
-          <w:szCs w:val="24"/>
-          <w:lang w:eastAsia="ru-RU"/>
-        </w:rPr>
-      </w:pPr>
-      <w:r>
-        <w:rPr>
-          <w:rFonts w:ascii="Times New Roman" w:hAnsi="Times New Roman" w:cs="Times New Roman"/>
-          <w:sz w:val="24"/>
-          <w:szCs w:val="24"/>
-        </w:rPr>
         <w:t>Договор</w:t>
       </w:r>
       <w:r>
@@ -3822,9 +3811,101 @@
           <w:sz w:val="24"/>
           <w:szCs w:val="24"/>
         </w:rPr>
-        <w:t xml:space="preserve">Реквизиты </w:t>
-      </w:r>
-      <w:r>
+        <w:t>Условия подписки, период и стоимость</w:t>
+      </w:r>
+    </w:p>
+    <w:p>
+      <w:pPr>
+        <w:pStyle w:val="a3"/>
+        <w:numPr>
+          <w:ilvl w:val="1"/>
+          <w:numId w:val="1"/>
+        </w:numPr>
+        <w:spacing w:after="0"/>
+        <w:ind w:left="0" w:firstLine="0"/>
+        <w:jc w:val="both"/>
+        <w:rPr>
+          <w:rFonts w:ascii="Times New Roman" w:hAnsi="Times New Roman" w:cs="Times New Roman"/>
+          <w:sz w:val="24"/>
+          <w:szCs w:val="24"/>
+        </w:rPr>
+      </w:pPr>
+      <w:r>
+        <w:rPr>
+          <w:rFonts w:ascii="Times New Roman" w:hAnsi="Times New Roman" w:cs="Times New Roman"/>
+          <w:sz w:val="24"/>
+          <w:szCs w:val="24"/>
+        </w:rPr>
+        <w:t>Тариф SQL Designer Pro предоставляется на один кале</w:t>
+      </w:r>
+      <w:r>
+        <w:rPr>
+          <w:rFonts w:ascii="Times New Roman" w:hAnsi="Times New Roman" w:cs="Times New Roman"/>
+          <w:sz w:val="24"/>
+          <w:szCs w:val="24"/>
+        </w:rPr>
+        <w:t>ндарный месяц с момента подтверждения успешного платежа.</w:t>
+      </w:r>
+    </w:p>
+    <w:p>
+      <w:pPr>
+        <w:pStyle w:val="a3"/>
+        <w:numPr>
+          <w:ilvl w:val="1"/>
+          <w:numId w:val="1"/>
+        </w:numPr>
+        <w:spacing w:after="0"/>
+        <w:ind w:left="0" w:firstLine="0"/>
+        <w:jc w:val="both"/>
+        <w:rPr>
+          <w:rFonts w:ascii="Times New Roman" w:hAnsi="Times New Roman" w:cs="Times New Roman"/>
+          <w:sz w:val="24"/>
+          <w:szCs w:val="24"/>
+        </w:rPr>
+      </w:pPr>
+      <w:r>
+        <w:rPr>
+          <w:rFonts w:ascii="Times New Roman" w:hAnsi="Times New Roman" w:cs="Times New Roman"/>
+          <w:sz w:val="24"/>
+          <w:szCs w:val="24"/>
+        </w:rPr>
+        <w:t>Стоимость каждого периода составляет 780 (Семьсот восемьдесят) рублей. Точная сумма списания в рублях показывается Заказчику на платежной странице до подтверждения платежа.</w:t>
+      </w:r>
+    </w:p>
+    <w:p>
+      <w:pPr>
+        <w:pStyle w:val="a3"/>
+        <w:numPr>
+          <w:ilvl w:val="1"/>
+          <w:numId w:val="1"/>
+        </w:numPr>
+        <w:spacing w:after="0"/>
+        <w:ind w:left="0" w:firstLine="0"/>
+        <w:jc w:val="both"/>
+        <w:rPr>
+          <w:rFonts w:ascii="Times New Roman" w:hAnsi="Times New Roman" w:cs="Times New Roman"/>
+          <w:sz w:val="24"/>
+          <w:szCs w:val="24"/>
+        </w:rPr>
+      </w:pPr>
+      <w:r>
+        <w:rPr>
+          <w:rFonts w:ascii="Times New Roman" w:hAnsi="Times New Roman" w:cs="Times New Roman"/>
+          <w:sz w:val="24"/>
+          <w:szCs w:val="24"/>
+        </w:rPr>
+        <w:t>Подписка автоматически продлевается на следующий календарный месяц до момента ее отмены Заказчиком.</w:t>
+      </w:r>
+    </w:p>
+    <w:p>
+      <w:pPr>
+        <w:pStyle w:val="a3"/>
+        <w:numPr>
+          <w:ilvl w:val="0"/>
+          <w:numId w:val="1"/>
+        </w:numPr>
+        <w:spacing w:after="0" w:line="240" w:lineRule="auto"/>
+        <w:jc w:val="center"/>
         <w:rPr>
           <w:rFonts w:ascii="Times New Roman" w:hAnsi="Times New Roman" w:cs="Times New Roman"/>
           <w:b/>
@@ -3832,8 +3913,7 @@
           <w:sz w:val="24"/>
           <w:szCs w:val="24"/>
         </w:rPr>
-        <w:t>Исполнителя</w:t>
-      </w:r>
+      </w:pPr>
       <w:r>
         <w:rPr>
           <w:rFonts w:ascii="Times New Roman" w:hAnsi="Times New Roman" w:cs="Times New Roman"/>
@@ -3842,6 +3922,530 @@
           <w:sz w:val="24"/>
           <w:szCs w:val="24"/>
         </w:rPr>
+        <w:t>Порядок рекуррентных (автоматических) списаний</w:t>
+      </w:r>
+    </w:p>
+    <w:p>
+      <w:pPr>
+        <w:pStyle w:val="a3"/>
+        <w:numPr>
+          <w:ilvl w:val="1"/>
+          <w:numId w:val="1"/>
+        </w:numPr>
+        <w:spacing w:after="0"/>
+        <w:ind w:left="0" w:firstLine="0"/>
+        <w:jc w:val="both"/>
+        <w:rPr>
+          <w:rFonts w:ascii="Times New Roman" w:hAnsi="Times New Roman" w:cs="Times New Roman"/>
+          <w:sz w:val="24"/>
+          <w:szCs w:val="24"/>
+        </w:rPr>
+      </w:pPr>
+      <w:r>
+        <w:rPr>
+          <w:rFonts w:ascii="Times New Roman" w:hAnsi="Times New Roman" w:cs="Times New Roman"/>
+          <w:sz w:val="24"/>
+          <w:szCs w:val="24"/>
+        </w:rPr>
+        <w:t>До первого платежа Заказчик самостоятельно устанавливает не отмеченный заранее чекбокс с текстом «Я с</w:t>
+      </w:r>
+      <w:r>
+        <w:rPr>
+          <w:rFonts w:ascii="Times New Roman" w:hAnsi="Times New Roman" w:cs="Times New Roman"/>
+          <w:sz w:val="24"/>
+          <w:szCs w:val="24"/>
+        </w:rPr>
+        <w:t xml:space="preserve">огласен на автоматические списания согласно условиям оферты». </w:t>
+      </w:r>
+      <w:r>
+        <w:rPr>
+          <w:rFonts w:ascii="Times New Roman" w:hAnsi="Times New Roman" w:cs="Times New Roman"/>
+          <w:sz w:val="24"/>
+          <w:szCs w:val="24"/>
+        </w:rPr>
+        <w:lastRenderedPageBreak/>
+        <w:t>Установка чекбокса и совершение первого платежа подтверждают согласие Заказчика с рекуррентными платежами.</w:t>
+      </w:r>
+    </w:p>
+    <w:p>
+      <w:pPr>
+        <w:pStyle w:val="a3"/>
+        <w:numPr>
+          <w:ilvl w:val="1"/>
+          <w:numId w:val="1"/>
+        </w:numPr>
+        <w:spacing w:after="0"/>
+        <w:ind w:left="0" w:firstLine="0"/>
+        <w:jc w:val="both"/>
+        <w:rPr>
+          <w:rFonts w:ascii="Times New Roman" w:hAnsi="Times New Roman" w:cs="Times New Roman"/>
+          <w:sz w:val="24"/>
+          <w:szCs w:val="24"/>
+        </w:rPr>
+      </w:pPr>
+      <w:r>
+        <w:rPr>
+          <w:rFonts w:ascii="Times New Roman" w:hAnsi="Times New Roman" w:cs="Times New Roman"/>
+          <w:sz w:val="24"/>
+          <w:szCs w:val="24"/>
+        </w:rPr>
+        <w:t xml:space="preserve">Первое списание выполняется в дату и время подтверждения оплаты на платежной странице. </w:t>
+      </w:r>
+      <w:r>
+        <w:rPr>
+          <w:rFonts w:ascii="Times New Roman" w:hAnsi="Times New Roman" w:cs="Times New Roman"/>
+          <w:sz w:val="24"/>
+          <w:szCs w:val="24"/>
+        </w:rPr>
+        <w:t>Последующие списания выполняются один раз в месяц, в дату и время окончания оплаченного периода, указанные в разделе «Биллинг» на сайте sql-designer.com. Техническая обработка очередного платежа может начаться не ранее чем за 24 часа до указанного времени.</w:t>
+      </w:r>
+    </w:p>
+    <w:p>
+      <w:pPr>
+        <w:pStyle w:val="a3"/>
+        <w:numPr>
+          <w:ilvl w:val="1"/>
+          <w:numId w:val="1"/>
+        </w:numPr>
+        <w:spacing w:after="0"/>
+        <w:ind w:left="0" w:firstLine="0"/>
+        <w:jc w:val="both"/>
+        <w:rPr>
+          <w:rFonts w:ascii="Times New Roman" w:hAnsi="Times New Roman" w:cs="Times New Roman"/>
+          <w:sz w:val="24"/>
+          <w:szCs w:val="24"/>
+        </w:rPr>
+      </w:pPr>
+      <w:r>
+        <w:rPr>
+          <w:rFonts w:ascii="Times New Roman" w:hAnsi="Times New Roman" w:cs="Times New Roman"/>
+          <w:sz w:val="24"/>
+          <w:szCs w:val="24"/>
+        </w:rPr>
+        <w:t>Заказчик поручает Исполнителю и платежному провайдеру Robokassa выполнять последующие платежи без повторного ввода реквизитов платежного средства. Реквизиты банковской карты на сайте sql-designer.com не сохраняются.</w:t>
+      </w:r>
+    </w:p>
+    <w:p>
+      <w:pPr>
+        <w:pStyle w:val="a3"/>
+        <w:numPr>
+          <w:ilvl w:val="1"/>
+          <w:numId w:val="1"/>
+        </w:numPr>
+        <w:spacing w:after="0"/>
+        <w:ind w:left="0" w:firstLine="0"/>
+        <w:jc w:val="both"/>
+        <w:rPr>
+          <w:rFonts w:ascii="Times New Roman" w:hAnsi="Times New Roman" w:cs="Times New Roman"/>
+          <w:sz w:val="24"/>
+          <w:szCs w:val="24"/>
+        </w:rPr>
+      </w:pPr>
+      <w:r>
+        <w:rPr>
+          <w:rFonts w:ascii="Times New Roman" w:hAnsi="Times New Roman" w:cs="Times New Roman"/>
+          <w:sz w:val="24"/>
+          <w:szCs w:val="24"/>
+        </w:rPr>
+        <w:t>Если календарной даты первоначальной оп</w:t>
+      </w:r>
+      <w:r>
+        <w:rPr>
+          <w:rFonts w:ascii="Times New Roman" w:hAnsi="Times New Roman" w:cs="Times New Roman"/>
+          <w:sz w:val="24"/>
+          <w:szCs w:val="24"/>
+        </w:rPr>
+        <w:t>латы нет в месяце продления, оплаченный период заканчивается в последний календарный день такого месяца в соответствующее время. При неуспешном списании доступ не продлевается после окончания уже оплаченного периода.</w:t>
+      </w:r>
+    </w:p>
+    <w:p>
+      <w:pPr>
+        <w:pStyle w:val="a3"/>
+        <w:numPr>
+          <w:ilvl w:val="0"/>
+          <w:numId w:val="1"/>
+        </w:numPr>
+        <w:spacing w:after="0" w:line="240" w:lineRule="auto"/>
+        <w:jc w:val="center"/>
+        <w:rPr>
+          <w:rFonts w:ascii="Times New Roman" w:hAnsi="Times New Roman" w:cs="Times New Roman"/>
+          <w:b/>
+          <w:bCs/>
+          <w:sz w:val="24"/>
+          <w:szCs w:val="24"/>
+        </w:rPr>
+      </w:pPr>
+      <w:r>
+        <w:rPr>
+          <w:rFonts w:ascii="Times New Roman" w:hAnsi="Times New Roman" w:cs="Times New Roman"/>
+          <w:b/>
+          <w:bCs/>
+          <w:sz w:val="24"/>
+          <w:szCs w:val="24"/>
+        </w:rPr>
+        <w:t>Способы отмены подписки</w:t>
+      </w:r>
+    </w:p>
+    <w:p>
+      <w:pPr>
+        <w:pStyle w:val="a3"/>
+        <w:numPr>
+          <w:ilvl w:val="1"/>
+          <w:numId w:val="1"/>
+        </w:numPr>
+        <w:spacing w:after="0"/>
+        <w:ind w:left="0" w:firstLine="0"/>
+        <w:jc w:val="both"/>
+        <w:rPr>
+          <w:rFonts w:ascii="Times New Roman" w:hAnsi="Times New Roman" w:cs="Times New Roman"/>
+          <w:sz w:val="24"/>
+          <w:szCs w:val="24"/>
+        </w:rPr>
+      </w:pPr>
+      <w:r>
+        <w:rPr>
+          <w:rFonts w:ascii="Times New Roman" w:hAnsi="Times New Roman" w:cs="Times New Roman"/>
+          <w:sz w:val="24"/>
+          <w:szCs w:val="24"/>
+        </w:rPr>
+        <w:t xml:space="preserve">Заказчик может </w:t>
+      </w:r>
+      <w:r>
+        <w:rPr>
+          <w:rFonts w:ascii="Times New Roman" w:hAnsi="Times New Roman" w:cs="Times New Roman"/>
+          <w:sz w:val="24"/>
+          <w:szCs w:val="24"/>
+        </w:rPr>
+        <w:t>в любое время отключить будущие автоматические списания кнопкой «Cancel Pro» в разделе «Биллинг» после входа в учетную запись либо письмом с адреса, связанного с учетной записью, на dmitriy@sql-designer.com.</w:t>
+      </w:r>
+    </w:p>
+    <w:p>
+      <w:pPr>
+        <w:pStyle w:val="a3"/>
+        <w:numPr>
+          <w:ilvl w:val="1"/>
+          <w:numId w:val="1"/>
+        </w:numPr>
+        <w:spacing w:after="0"/>
+        <w:ind w:left="0" w:firstLine="0"/>
+        <w:jc w:val="both"/>
+        <w:rPr>
+          <w:rFonts w:ascii="Times New Roman" w:hAnsi="Times New Roman" w:cs="Times New Roman"/>
+          <w:sz w:val="24"/>
+          <w:szCs w:val="24"/>
+        </w:rPr>
+      </w:pPr>
+      <w:r>
+        <w:rPr>
+          <w:rFonts w:ascii="Times New Roman" w:hAnsi="Times New Roman" w:cs="Times New Roman"/>
+          <w:sz w:val="24"/>
+          <w:szCs w:val="24"/>
+        </w:rPr>
+        <w:t>Отмена прекращает будущие автоматические списани</w:t>
+      </w:r>
+      <w:r>
+        <w:rPr>
+          <w:rFonts w:ascii="Times New Roman" w:hAnsi="Times New Roman" w:cs="Times New Roman"/>
+          <w:sz w:val="24"/>
+          <w:szCs w:val="24"/>
+        </w:rPr>
+        <w:t>я. Уже оплаченный доступ сохраняется до даты и времени окончания текущего периода.</w:t>
+      </w:r>
+    </w:p>
+    <w:p>
+      <w:pPr>
+        <w:pStyle w:val="a3"/>
+        <w:numPr>
+          <w:ilvl w:val="0"/>
+          <w:numId w:val="1"/>
+        </w:numPr>
+        <w:spacing w:after="0" w:line="240" w:lineRule="auto"/>
+        <w:jc w:val="center"/>
+        <w:rPr>
+          <w:rFonts w:ascii="Times New Roman" w:hAnsi="Times New Roman" w:cs="Times New Roman"/>
+          <w:b/>
+          <w:bCs/>
+          <w:sz w:val="24"/>
+          <w:szCs w:val="24"/>
+        </w:rPr>
+      </w:pPr>
+      <w:r>
+        <w:rPr>
+          <w:rFonts w:ascii="Times New Roman" w:hAnsi="Times New Roman" w:cs="Times New Roman"/>
+          <w:b/>
+          <w:bCs/>
+          <w:sz w:val="24"/>
+          <w:szCs w:val="24"/>
+        </w:rPr>
+        <w:t>Порядок возврата денежных средств</w:t>
+      </w:r>
+    </w:p>
+    <w:p>
+      <w:pPr>
+        <w:pStyle w:val="a3"/>
+        <w:numPr>
+          <w:ilvl w:val="1"/>
+          <w:numId w:val="1"/>
+        </w:numPr>
+        <w:spacing w:after="0"/>
+        <w:ind w:left="0" w:firstLine="0"/>
+        <w:jc w:val="both"/>
+        <w:rPr>
+          <w:rFonts w:ascii="Times New Roman" w:hAnsi="Times New Roman" w:cs="Times New Roman"/>
+          <w:sz w:val="24"/>
+          <w:szCs w:val="24"/>
+        </w:rPr>
+      </w:pPr>
+      <w:r>
+        <w:rPr>
+          <w:rFonts w:ascii="Times New Roman" w:hAnsi="Times New Roman" w:cs="Times New Roman"/>
+          <w:sz w:val="24"/>
+          <w:szCs w:val="24"/>
+        </w:rPr>
+        <w:t>Для возврата Заказчик направляет письмо с адреса, связанного с учетной записью, на dmitriy@sql-designer.com, указывая адрес учетной записи,</w:t>
+      </w:r>
+      <w:r>
+        <w:rPr>
+          <w:rFonts w:ascii="Times New Roman" w:hAnsi="Times New Roman" w:cs="Times New Roman"/>
+          <w:sz w:val="24"/>
+          <w:szCs w:val="24"/>
+        </w:rPr>
+        <w:t xml:space="preserve"> дату и сумму платежа, а также идентификатор платежа или заказа из чека.</w:t>
+      </w:r>
+    </w:p>
+    <w:p>
+      <w:pPr>
+        <w:pStyle w:val="a3"/>
+        <w:numPr>
+          <w:ilvl w:val="1"/>
+          <w:numId w:val="1"/>
+        </w:numPr>
+        <w:spacing w:after="0"/>
+        <w:ind w:left="0" w:firstLine="0"/>
+        <w:jc w:val="both"/>
+        <w:rPr>
+          <w:rFonts w:ascii="Times New Roman" w:hAnsi="Times New Roman" w:cs="Times New Roman"/>
+          <w:sz w:val="24"/>
+          <w:szCs w:val="24"/>
+        </w:rPr>
+      </w:pPr>
+      <w:r>
+        <w:rPr>
+          <w:rFonts w:ascii="Times New Roman" w:hAnsi="Times New Roman" w:cs="Times New Roman"/>
+          <w:sz w:val="24"/>
+          <w:szCs w:val="24"/>
+        </w:rPr>
+        <w:t xml:space="preserve">Правила расчета суммы, сроки и способ возврата установлены Политикой возврата денежных средств по адресу https://sql-designer.com/refund-policy. Возврат производится тем же способом, </w:t>
+      </w:r>
+      <w:r>
+        <w:rPr>
+          <w:rFonts w:ascii="Times New Roman" w:hAnsi="Times New Roman" w:cs="Times New Roman"/>
+          <w:sz w:val="24"/>
+          <w:szCs w:val="24"/>
+        </w:rPr>
+        <w:t>которым была выполнена оплата, в течение 10 календарных дней с даты получения обращения, если иной срок не установлен применимым законодательством.</w:t>
+      </w:r>
+    </w:p>
+    <w:p>
+      <w:pPr>
+        <w:pStyle w:val="a3"/>
+        <w:numPr>
+          <w:ilvl w:val="0"/>
+          <w:numId w:val="1"/>
+        </w:numPr>
+        <w:spacing w:after="0" w:line="240" w:lineRule="auto"/>
+        <w:jc w:val="center"/>
+        <w:rPr>
+          <w:rFonts w:ascii="Times New Roman" w:hAnsi="Times New Roman" w:cs="Times New Roman"/>
+          <w:b/>
+          <w:bCs/>
+          <w:sz w:val="24"/>
+          <w:szCs w:val="24"/>
+        </w:rPr>
+      </w:pPr>
+      <w:r>
+        <w:rPr>
+          <w:rFonts w:ascii="Times New Roman" w:hAnsi="Times New Roman" w:cs="Times New Roman"/>
+          <w:b/>
+          <w:bCs/>
+          <w:sz w:val="24"/>
+          <w:szCs w:val="24"/>
+        </w:rPr>
+        <w:t>Условия изменения стоимости</w:t>
+      </w:r>
+    </w:p>
+    <w:p>
+      <w:pPr>
+        <w:pStyle w:val="a3"/>
+        <w:numPr>
+          <w:ilvl w:val="1"/>
+          <w:numId w:val="1"/>
+        </w:numPr>
+        <w:spacing w:after="0"/>
+        <w:ind w:left="0" w:firstLine="0"/>
+        <w:jc w:val="both"/>
+        <w:rPr>
+          <w:rFonts w:ascii="Times New Roman" w:hAnsi="Times New Roman" w:cs="Times New Roman"/>
+          <w:sz w:val="24"/>
+          <w:szCs w:val="24"/>
+        </w:rPr>
+      </w:pPr>
+      <w:r>
+        <w:rPr>
+          <w:rFonts w:ascii="Times New Roman" w:hAnsi="Times New Roman" w:cs="Times New Roman"/>
+          <w:sz w:val="24"/>
+          <w:szCs w:val="24"/>
+        </w:rPr>
+        <w:t xml:space="preserve">Исполнитель вправе изменить стоимость будущих периодов, разместив новую цену на </w:t>
+      </w:r>
+      <w:r>
+        <w:rPr>
+          <w:rFonts w:ascii="Times New Roman" w:hAnsi="Times New Roman" w:cs="Times New Roman"/>
+          <w:sz w:val="24"/>
+          <w:szCs w:val="24"/>
+        </w:rPr>
+        <w:t>сайте и уведомив действующих подписчиков по электронной почте не менее чем за 10 календарных дней.</w:t>
+      </w:r>
+    </w:p>
+    <w:p>
+      <w:pPr>
+        <w:pStyle w:val="a3"/>
+        <w:numPr>
+          <w:ilvl w:val="1"/>
+          <w:numId w:val="1"/>
+        </w:numPr>
+        <w:spacing w:after="0"/>
+        <w:ind w:left="0" w:firstLine="0"/>
+        <w:jc w:val="both"/>
+        <w:rPr>
+          <w:rFonts w:ascii="Times New Roman" w:hAnsi="Times New Roman" w:cs="Times New Roman"/>
+          <w:sz w:val="24"/>
+          <w:szCs w:val="24"/>
+        </w:rPr>
+      </w:pPr>
+      <w:r>
+        <w:rPr>
+          <w:rFonts w:ascii="Times New Roman" w:hAnsi="Times New Roman" w:cs="Times New Roman"/>
+          <w:sz w:val="24"/>
+          <w:szCs w:val="24"/>
+        </w:rPr>
+        <w:t>Новая стоимость не применяется к автоматическим списаниям действующего Заказчика без его нового явно выраженного согласия. До получения такого согласия подпи</w:t>
+      </w:r>
+      <w:r>
+        <w:rPr>
+          <w:rFonts w:ascii="Times New Roman" w:hAnsi="Times New Roman" w:cs="Times New Roman"/>
+          <w:sz w:val="24"/>
+          <w:szCs w:val="24"/>
+        </w:rPr>
+        <w:t>ска продлевается по прежней стоимости либо прекращается по окончании оплаченного периода. Заказчик вправе отменить подписку до изменения стоимости.</w:t>
+      </w:r>
+    </w:p>
+    <w:p>
+      <w:pPr>
+        <w:pStyle w:val="a3"/>
+        <w:numPr>
+          <w:ilvl w:val="0"/>
+          <w:numId w:val="1"/>
+        </w:numPr>
+        <w:spacing w:after="0" w:line="240" w:lineRule="auto"/>
+        <w:jc w:val="center"/>
+        <w:rPr>
+          <w:rFonts w:ascii="Times New Roman" w:hAnsi="Times New Roman" w:cs="Times New Roman"/>
+          <w:b/>
+          <w:bCs/>
+          <w:sz w:val="24"/>
+          <w:szCs w:val="24"/>
+        </w:rPr>
+      </w:pPr>
+      <w:r>
+        <w:rPr>
+          <w:rFonts w:ascii="Times New Roman" w:hAnsi="Times New Roman" w:cs="Times New Roman"/>
+          <w:b/>
+          <w:bCs/>
+          <w:sz w:val="24"/>
+          <w:szCs w:val="24"/>
+        </w:rPr>
+        <w:t>Фиксация согласия на автоматические списания</w:t>
+      </w:r>
+    </w:p>
+    <w:p>
+      <w:pPr>
+        <w:pStyle w:val="a3"/>
+        <w:numPr>
+          <w:ilvl w:val="1"/>
+          <w:numId w:val="1"/>
+        </w:numPr>
+        <w:spacing w:after="0"/>
+        <w:ind w:left="0" w:firstLine="0"/>
+        <w:jc w:val="both"/>
+        <w:rPr>
+          <w:rFonts w:ascii="Times New Roman" w:hAnsi="Times New Roman" w:cs="Times New Roman"/>
+          <w:sz w:val="24"/>
+          <w:szCs w:val="24"/>
+        </w:rPr>
+      </w:pPr>
+      <w:r>
+        <w:rPr>
+          <w:rFonts w:ascii="Times New Roman" w:hAnsi="Times New Roman" w:cs="Times New Roman"/>
+          <w:sz w:val="24"/>
+          <w:szCs w:val="24"/>
+        </w:rPr>
+        <w:t>Исполнитель сохраняет историю согласий Заказчика на автоматичес</w:t>
+      </w:r>
+      <w:r>
+        <w:rPr>
+          <w:rFonts w:ascii="Times New Roman" w:hAnsi="Times New Roman" w:cs="Times New Roman"/>
+          <w:sz w:val="24"/>
+          <w:szCs w:val="24"/>
+        </w:rPr>
+        <w:t>кие списания: текст согласия, версию и адрес оферты, дату и время принятия, идентификаторы учетной записи и связанного платежа, IP-адрес и сведения о браузере (user-agent).</w:t>
+      </w:r>
+    </w:p>
+    <w:p>
+      <w:pPr>
+        <w:pStyle w:val="a3"/>
+        <w:numPr>
+          <w:ilvl w:val="0"/>
+          <w:numId w:val="1"/>
+        </w:numPr>
+        <w:spacing w:after="0" w:line="240" w:lineRule="auto"/>
+        <w:jc w:val="center"/>
+        <w:rPr>
+          <w:rFonts w:ascii="Times New Roman" w:hAnsi="Times New Roman" w:cs="Times New Roman"/>
+          <w:b/>
+          <w:bCs/>
+          <w:sz w:val="24"/>
+          <w:szCs w:val="24"/>
+        </w:rPr>
+      </w:pPr>
+      <w:r>
+        <w:rPr>
+          <w:rFonts w:ascii="Times New Roman" w:hAnsi="Times New Roman" w:cs="Times New Roman"/>
+          <w:b/>
+          <w:bCs/>
+          <w:sz w:val="24"/>
+          <w:szCs w:val="24"/>
+        </w:rPr>
+        <w:t xml:space="preserve">Реквизиты </w:t>
+      </w:r>
+      <w:r>
+        <w:rPr>
+          <w:rFonts w:ascii="Times New Roman" w:hAnsi="Times New Roman" w:cs="Times New Roman"/>
+          <w:b/>
+          <w:bCs/>
+          <w:sz w:val="24"/>
+          <w:szCs w:val="24"/>
+        </w:rPr>
+        <w:t>Исполнителя</w:t>
+      </w:r>
+      <w:r>
+        <w:rPr>
+          <w:rFonts w:ascii="Times New Roman" w:hAnsi="Times New Roman" w:cs="Times New Roman"/>
+          <w:b/>
+          <w:bCs/>
+          <w:sz w:val="24"/>
+          <w:szCs w:val="24"/>
+        </w:rPr>
         <w:br/>
       </w:r>
     </w:p>
@@ -3860,20 +4464,8 @@
           <w:sz w:val="24"/>
           <w:szCs w:val="24"/>
         </w:rPr>
-        <w:t xml:space="preserve">Полное наименование: </w:t>
-      </w:r>
-      <w:r>
-        <w:rPr>
-          <w:rFonts w:ascii="Times New Roman" w:eastAsia="Times New Roman" w:hAnsi="Times New Roman" w:cs="Times New Roman"/>
-          <w:kern w:val="2"/>
-          <w:sz w:val="24"/>
-          <w:szCs w:val="24"/>
-          <w:lang w:eastAsia="ar-SA"/>
-        </w:rPr>
-        <w:t> </w:t>
-      </w:r>
-      <w:proofErr w:type="spellStart"/>
-      <w:proofErr w:type="spellEnd"/>
+        <w:t>Полное наименование: Снятков Дмитрий Андреевич</w:t>
+      </w:r>
     </w:p>
     <w:p>
       <w:pPr>
@@ -3890,7 +4482,15 @@
           <w:sz w:val="24"/>
           <w:szCs w:val="24"/>
         </w:rPr>
-        <w:t>ИНН: 344818239248</w:t>
+        <w:t>ИНН: 34481823</w:t>
+      </w:r>
+      <w:r>
+        <w:rPr>
+          <w:rFonts w:ascii="Times New Roman" w:hAnsi="Times New Roman" w:cs="Times New Roman"/>
+          <w:sz w:val="24"/>
+          <w:szCs w:val="24"/>
+        </w:rPr>
+        <w:t>9248</w:t>
       </w:r>
     </w:p>
     <w:p>
@@ -3944,25 +4544,7 @@
           <w:sz w:val="24"/>
           <w:szCs w:val="24"/>
         </w:rPr>
-        <w:t xml:space="preserve">Контактный </w:t>
-      </w:r>
-      <w:proofErr w:type="spellStart"/>
-      <w:r>
-        <w:rPr>
-          <w:rFonts w:ascii="Times New Roman" w:hAnsi="Times New Roman" w:cs="Times New Roman"/>
-          <w:sz w:val="24"/>
-          <w:szCs w:val="24"/>
-        </w:rPr>
-        <w:t>e-mail</w:t>
-      </w:r>
-      <w:proofErr w:type="spellEnd"/>
-      <w:r>
-        <w:rPr>
-          <w:rFonts w:ascii="Times New Roman" w:hAnsi="Times New Roman" w:cs="Times New Roman"/>
-          <w:sz w:val="24"/>
-          <w:szCs w:val="24"/>
-        </w:rPr>
-        <w:t>: snydi611@gmail.com</w:t>
+        <w:t>Контактный e-mail: dmitriy@sql-designer.com</w:t>
       </w:r>
     </w:p>
     <w:sectPr>
@@ -3977,7 +4559,7 @@
 </file>
 
 <file path=word/endnotes.xml><?xml version="1.0" encoding="utf-8"?>
-<w:endnotes xmlns:wpc="http://schemas.microsoft.com/office/word/2010/wordprocessingCanvas" xmlns:cx="http://schemas.microsoft.com/office/drawing/2014/chartex" xmlns:cx1="http://schemas.microsoft.com/office/drawing/2015/9/8/chartex" xmlns:cx2="http://schemas.microsoft.com/office/drawing/2015/10/21/chartex" xmlns:cx3="http://schemas.microsoft.com/office/drawing/2016/5/9/chartex" xmlns:cx4="http://schemas.microsoft.com/office/drawing/2016/5/10/chartex" xmlns:cx5="http://schemas.microsoft.com/office/drawing/2016/5/11/chartex" xmlns:cx6="http://schemas.microsoft.com/office/drawing/2016/5/12/chartex" xmlns:cx7="http://schemas.microsoft.com/office/drawing/2016/5/13/chartex" xmlns:cx8="http://schemas.microsoft.com/office/drawing/2016/5/14/chartex" xmlns:mc="http://schemas.openxmlformats.org/markup-compatibility/2006" xmlns:aink="http://schemas.microsoft.com/office/drawing/2016/ink" xmlns:am3d="http://schemas.microsoft.com/office/drawing/2017/model3d" xmlns:o="urn:schemas-microsoft-com:office:office" xmlns:oel="http://schemas.microsoft.com/office/2019/extlst" xmlns:r="http://schemas.openxmlformats.org/officeDocument/2006/relationships" xmlns:m="http://schemas.openxmlformats.org/officeDocument/2006/math" xmlns:v="urn:schemas-microsoft-com:vml" xmlns:wp14="http://schemas.microsoft.com/office/word/2010/wordprocessingDrawing" xmlns:wp="http://schemas.openxmlformats.org/drawingml/2006/wordprocessingDrawing" xmlns:w10="urn:schemas-microsoft-com:office:word" xmlns:w="http://schemas.openxmlformats.org/wordprocessingml/2006/main" xmlns:w14="http://schemas.microsoft.com/office/word/2010/wordml" xmlns:w15="http://schemas.microsoft.com/office/word/2012/wordml" xmlns:w16cex="http://schemas.microsoft.com/office/word/2018/wordml/cex" xmlns:w16cid="http://schemas.microsoft.com/office/word/2016/wordml/cid" xmlns:w16="http://schemas.microsoft.com/office/word/2018/wordml" xmlns:w16sdtdh="http://schemas.microsoft.com/office/word/2020/wordml/sdtdatahash" xmlns:w16se="http://schemas.microsoft.com/office/word/2015/wordml/symex" xmlns:wpg="http://schemas.microsoft.com/office/word/2010/wordprocessingGroup" xmlns:wpi="http://schemas.microsoft.com/office/word/2010/wordprocessingInk" xmlns:wne="http://schemas.microsoft.com/office/word/2006/wordml" xmlns:wps="http://schemas.microsoft.com/office/word/2010/wordprocessingShape" mc:Ignorable="w14 w15 w16se w16cid w16 w16cex w16sdtdh wp14">
+<w:endnotes xmlns:wpc="http://schemas.microsoft.com/office/word/2010/wordprocessingCanvas" xmlns:cx="http://schemas.microsoft.com/office/drawing/2014/chartex" xmlns:cx1="http://schemas.microsoft.com/office/drawing/2015/9/8/chartex" xmlns:cx2="http://schemas.microsoft.com/office/drawing/2015/10/21/chartex" xmlns:cx3="http://schemas.microsoft.com/office/drawing/2016/5/9/chartex" xmlns:cx4="http://schemas.microsoft.com/office/drawing/2016/5/10/chartex" xmlns:cx5="http://schemas.microsoft.com/office/drawing/2016/5/11/chartex" xmlns:cx6="http://schemas.microsoft.com/office/drawing/2016/5/12/chartex" xmlns:cx7="http://schemas.microsoft.com/office/drawing/2016/5/13/chartex" xmlns:cx8="http://schemas.microsoft.com/office/drawing/2016/5/14/chartex" xmlns:mc="http://schemas.openxmlformats.org/markup-compatibility/2006" xmlns:aink="http://schemas.microsoft.com/office/drawing/2016/ink" xmlns:am3d="http://schemas.microsoft.com/office/drawing/2017/model3d" xmlns:o="urn:schemas-microsoft-com:office:office" xmlns:r="http://schemas.openxmlformats.org/officeDocument/2006/relationships" xmlns:m="http://schemas.openxmlformats.org/officeDocument/2006/math" xmlns:v="urn:schemas-microsoft-com:vml" xmlns:wp14="http://schemas.microsoft.com/office/word/2010/wordprocessingDrawing" xmlns:wp="http://schemas.openxmlformats.org/drawingml/2006/wordprocessingDrawing" xmlns:w10="urn:schemas-microsoft-com:office:word" xmlns:w="http://schemas.openxmlformats.org/wordprocessingml/2006/main" xmlns:w14="http://schemas.microsoft.com/office/word/2010/wordml" xmlns:w15="http://schemas.microsoft.com/office/word/2012/wordml" xmlns:w16cid="http://schemas.microsoft.com/office/word/2016/wordml/cid" xmlns:w16se="http://schemas.microsoft.com/office/word/2015/wordml/symex" xmlns:wpg="http://schemas.microsoft.com/office/word/2010/wordprocessingGroup" xmlns:wpi="http://schemas.microsoft.com/office/word/2010/wordprocessingInk" xmlns:wne="http://schemas.microsoft.com/office/word/2006/wordml" xmlns:wps="http://schemas.microsoft.com/office/word/2010/wordprocessingShape" mc:Ignorable="w14 w15 w16se w16cid wp14">
   <w:endnote w:type="separator" w:id="-1">
     <w:p>
       <w:pPr>
@@ -4002,7 +4584,7 @@
 </file>
 
 <file path=word/footer1.xml><?xml version="1.0" encoding="utf-8"?>
-<w:ftr xmlns:wpc="http://schemas.microsoft.com/office/word/2010/wordprocessingCanvas" xmlns:cx="http://schemas.microsoft.com/office/drawing/2014/chartex" xmlns:cx1="http://schemas.microsoft.com/office/drawing/2015/9/8/chartex" xmlns:cx2="http://schemas.microsoft.com/office/drawing/2015/10/21/chartex" xmlns:cx3="http://schemas.microsoft.com/office/drawing/2016/5/9/chartex" xmlns:cx4="http://schemas.microsoft.com/office/drawing/2016/5/10/chartex" xmlns:cx5="http://schemas.microsoft.com/office/drawing/2016/5/11/chartex" xmlns:cx6="http://schemas.microsoft.com/office/drawing/2016/5/12/chartex" xmlns:cx7="http://schemas.microsoft.com/office/drawing/2016/5/13/chartex" xmlns:cx8="http://schemas.microsoft.com/office/drawing/2016/5/14/chartex" xmlns:mc="http://schemas.openxmlformats.org/markup-compatibility/2006" xmlns:aink="http://schemas.microsoft.com/office/drawing/2016/ink" xmlns:am3d="http://schemas.microsoft.com/office/drawing/2017/model3d" xmlns:o="urn:schemas-microsoft-com:office:office" xmlns:oel="http://schemas.microsoft.com/office/2019/extlst" xmlns:r="http://schemas.openxmlformats.org/officeDocument/2006/relationships" xmlns:m="http://schemas.openxmlformats.org/officeDocument/2006/math" xmlns:v="urn:schemas-microsoft-com:vml" xmlns:wp14="http://schemas.microsoft.com/office/word/2010/wordprocessingDrawing" xmlns:wp="http://schemas.openxmlformats.org/drawingml/2006/wordprocessingDrawing" xmlns:w10="urn:schemas-microsoft-com:office:word" xmlns:w="http://schemas.openxmlformats.org/wordprocessingml/2006/main" xmlns:w14="http://schemas.microsoft.com/office/word/2010/wordml" xmlns:w15="http://schemas.microsoft.com/office/word/2012/wordml" xmlns:w16cex="http://schemas.microsoft.com/office/word/2018/wordml/cex" xmlns:w16cid="http://schemas.microsoft.com/office/word/2016/wordml/cid" xmlns:w16="http://schemas.microsoft.com/office/word/2018/wordml" xmlns:w16sdtdh="http://schemas.microsoft.com/office/word/2020/wordml/sdtdatahash" xmlns:w16se="http://schemas.microsoft.com/office/word/2015/wordml/symex" xmlns:wpg="http://schemas.microsoft.com/office/word/2010/wordprocessingGroup" xmlns:wpi="http://schemas.microsoft.com/office/word/2010/wordprocessingInk" xmlns:wne="http://schemas.microsoft.com/office/word/2006/wordml" xmlns:wps="http://schemas.microsoft.com/office/word/2010/wordprocessingShape" mc:Ignorable="w14 w15 w16se w16cid w16 w16cex w16sdtdh wp14">
+<w:ftr xmlns:wpc="http://schemas.microsoft.com/office/word/2010/wordprocessingCanvas" xmlns:cx="http://schemas.microsoft.com/office/drawing/2014/chartex" xmlns:cx1="http://schemas.microsoft.com/office/drawing/2015/9/8/chartex" xmlns:cx2="http://schemas.microsoft.com/office/drawing/2015/10/21/chartex" xmlns:cx3="http://schemas.microsoft.com/office/drawing/2016/5/9/chartex" xmlns:cx4="http://schemas.microsoft.com/office/drawing/2016/5/10/chartex" xmlns:cx5="http://schemas.microsoft.com/office/drawing/2016/5/11/chartex" xmlns:cx6="http://schemas.microsoft.com/office/drawing/2016/5/12/chartex" xmlns:cx7="http://schemas.microsoft.com/office/drawing/2016/5/13/chartex" xmlns:cx8="http://schemas.microsoft.com/office/drawing/2016/5/14/chartex" xmlns:mc="http://schemas.openxmlformats.org/markup-compatibility/2006" xmlns:aink="http://schemas.microsoft.com/office/drawing/2016/ink" xmlns:am3d="http://schemas.microsoft.com/office/drawing/2017/model3d" xmlns:o="urn:schemas-microsoft-com:office:office" xmlns:r="http://schemas.openxmlformats.org/officeDocument/2006/relationships" xmlns:m="http://schemas.openxmlformats.org/officeDocument/2006/math" xmlns:v="urn:schemas-microsoft-com:vml" xmlns:wp14="http://schemas.microsoft.com/office/word/2010/wordprocessingDrawing" xmlns:wp="http://schemas.openxmlformats.org/drawingml/2006/wordprocessingDrawing" xmlns:w10="urn:schemas-microsoft-com:office:word" xmlns:w="http://schemas.openxmlformats.org/wordprocessingml/2006/main" xmlns:w14="http://schemas.microsoft.com/office/word/2010/wordml" xmlns:w15="http://schemas.microsoft.com/office/word/2012/wordml" xmlns:w16cid="http://schemas.microsoft.com/office/word/2016/wordml/cid" xmlns:w16se="http://schemas.microsoft.com/office/word/2015/wordml/symex" xmlns:wpg="http://schemas.microsoft.com/office/word/2010/wordprocessingGroup" xmlns:wpi="http://schemas.microsoft.com/office/word/2010/wordprocessingInk" xmlns:wne="http://schemas.microsoft.com/office/word/2006/wordml" xmlns:wps="http://schemas.microsoft.com/office/word/2010/wordprocessingShape" mc:Ignorable="w14 w15 w16se w16cid wp14">
   <w:sdt>
     <w:sdtPr>
       <w:id w:val="1682698448"/>
@@ -4011,6 +4593,7 @@
         <w:docPartUnique/>
       </w:docPartObj>
     </w:sdtPr>
+    <w:sdtEndPr/>
     <w:sdtContent>
       <w:p>
         <w:pPr>
@@ -4044,7 +4627,7 @@
 </file>
 
 <file path=word/footnotes.xml><?xml version="1.0" encoding="utf-8"?>
-<w:footnotes xmlns:wpc="http://schemas.microsoft.com/office/word/2010/wordprocessingCanvas" xmlns:cx="http://schemas.microsoft.com/office/drawing/2014/chartex" xmlns:cx1="http://schemas.microsoft.com/office/drawing/2015/9/8/chartex" xmlns:cx2="http://schemas.microsoft.com/office/drawing/2015/10/21/chartex" xmlns:cx3="http://schemas.microsoft.com/office/drawing/2016/5/9/chartex" xmlns:cx4="http://schemas.microsoft.com/office/drawing/2016/5/10/chartex" xmlns:cx5="http://schemas.microsoft.com/office/drawing/2016/5/11/chartex" xmlns:cx6="http://schemas.microsoft.com/office/drawing/2016/5/12/chartex" xmlns:cx7="http://schemas.microsoft.com/office/drawing/2016/5/13/chartex" xmlns:cx8="http://schemas.microsoft.com/office/drawing/2016/5/14/chartex" xmlns:mc="http://schemas.openxmlformats.org/markup-compatibility/2006" xmlns:aink="http://schemas.microsoft.com/office/drawing/2016/ink" xmlns:am3d="http://schemas.microsoft.com/office/drawing/2017/model3d" xmlns:o="urn:schemas-microsoft-com:office:office" xmlns:oel="http://schemas.microsoft.com/office/2019/extlst" xmlns:r="http://schemas.openxmlformats.org/officeDocument/2006/relationships" xmlns:m="http://schemas.openxmlformats.org/officeDocument/2006/math" xmlns:v="urn:schemas-microsoft-com:vml" xmlns:wp14="http://schemas.microsoft.com/office/word/2010/wordprocessingDrawing" xmlns:wp="http://schemas.openxmlformats.org/drawingml/2006/wordprocessingDrawing" xmlns:w10="urn:schemas-microsoft-com:office:word" xmlns:w="http://schemas.openxmlformats.org/wordprocessingml/2006/main" xmlns:w14="http://schemas.microsoft.com/office/word/2010/wordml" xmlns:w15="http://schemas.microsoft.com/office/word/2012/wordml" xmlns:w16cex="http://schemas.microsoft.com/office/word/2018/wordml/cex" xmlns:w16cid="http://schemas.microsoft.com/office/word/2016/wordml/cid" xmlns:w16="http://schemas.microsoft.com/office/word/2018/wordml" xmlns:w16sdtdh="http://schemas.microsoft.com/office/word/2020/wordml/sdtdatahash" xmlns:w16se="http://schemas.microsoft.com/office/word/2015/wordml/symex" xmlns:wpg="http://schemas.microsoft.com/office/word/2010/wordprocessingGroup" xmlns:wpi="http://schemas.microsoft.com/office/word/2010/wordprocessingInk" xmlns:wne="http://schemas.microsoft.com/office/word/2006/wordml" xmlns:wps="http://schemas.microsoft.com/office/word/2010/wordprocessingShape" mc:Ignorable="w14 w15 w16se w16cid w16 w16cex w16sdtdh wp14">
+<w:footnotes xmlns:wpc="http://schemas.microsoft.com/office/word/2010/wordprocessingCanvas" xmlns:cx="http://schemas.microsoft.com/office/drawing/2014/chartex" xmlns:cx1="http://schemas.microsoft.com/office/drawing/2015/9/8/chartex" xmlns:cx2="http://schemas.microsoft.com/office/drawing/2015/10/21/chartex" xmlns:cx3="http://schemas.microsoft.com/office/drawing/2016/5/9/chartex" xmlns:cx4="http://schemas.microsoft.com/office/drawing/2016/5/10/chartex" xmlns:cx5="http://schemas.microsoft.com/office/drawing/2016/5/11/chartex" xmlns:cx6="http://schemas.microsoft.com/office/drawing/2016/5/12/chartex" xmlns:cx7="http://schemas.microsoft.com/office/drawing/2016/5/13/chartex" xmlns:cx8="http://schemas.microsoft.com/office/drawing/2016/5/14/chartex" xmlns:mc="http://schemas.openxmlformats.org/markup-compatibility/2006" xmlns:aink="http://schemas.microsoft.com/office/drawing/2016/ink" xmlns:am3d="http://schemas.microsoft.com/office/drawing/2017/model3d" xmlns:o="urn:schemas-microsoft-com:office:office" xmlns:r="http://schemas.openxmlformats.org/officeDocument/2006/relationships" xmlns:m="http://schemas.openxmlformats.org/officeDocument/2006/math" xmlns:v="urn:schemas-microsoft-com:vml" xmlns:wp14="http://schemas.microsoft.com/office/word/2010/wordprocessingDrawing" xmlns:wp="http://schemas.openxmlformats.org/drawingml/2006/wordprocessingDrawing" xmlns:w10="urn:schemas-microsoft-com:office:word" xmlns:w="http://schemas.openxmlformats.org/wordprocessingml/2006/main" xmlns:w14="http://schemas.microsoft.com/office/word/2010/wordml" xmlns:w15="http://schemas.microsoft.com/office/word/2012/wordml" xmlns:w16cid="http://schemas.microsoft.com/office/word/2016/wordml/cid" xmlns:w16se="http://schemas.microsoft.com/office/word/2015/wordml/symex" xmlns:wpg="http://schemas.microsoft.com/office/word/2010/wordprocessingGroup" xmlns:wpi="http://schemas.microsoft.com/office/word/2010/wordprocessingInk" xmlns:wne="http://schemas.microsoft.com/office/word/2006/wordml" xmlns:wps="http://schemas.microsoft.com/office/word/2010/wordprocessingShape" mc:Ignorable="w14 w15 w16se w16cid wp14">
   <w:footnote w:type="separator" w:id="-1">
     <w:p>
       <w:pPr>
@@ -4069,7 +4652,7 @@
 </file>
 
 <file path=word/numbering.xml><?xml version="1.0" encoding="utf-8"?>
-<w:numbering xmlns:wpc="http://schemas.microsoft.com/office/word/2010/wordprocessingCanvas" xmlns:cx="http://schemas.microsoft.com/office/drawing/2014/chartex" xmlns:cx1="http://schemas.microsoft.com/office/drawing/2015/9/8/chartex" xmlns:cx2="http://schemas.microsoft.com/office/drawing/2015/10/21/chartex" xmlns:cx3="http://schemas.microsoft.com/office/drawing/2016/5/9/chartex" xmlns:cx4="http://schemas.microsoft.com/office/drawing/2016/5/10/chartex" xmlns:cx5="http://schemas.microsoft.com/office/drawing/2016/5/11/chartex" xmlns:cx6="http://schemas.microsoft.com/office/drawing/2016/5/12/chartex" xmlns:cx7="http://schemas.microsoft.com/office/drawing/2016/5/13/chartex" xmlns:cx8="http://schemas.microsoft.com/office/drawing/2016/5/14/chartex" xmlns:mc="http://schemas.openxmlformats.org/markup-compatibility/2006" xmlns:aink="http://schemas.microsoft.com/office/drawing/2016/ink" xmlns:am3d="http://schemas.microsoft.com/office/drawing/2017/model3d" xmlns:o="urn:schemas-microsoft-com:office:office" xmlns:oel="http://schemas.microsoft.com/office/2019/extlst" xmlns:r="http://schemas.openxmlformats.org/officeDocument/2006/relationships" xmlns:m="http://schemas.openxmlformats.org/officeDocument/2006/math" xmlns:v="urn:schemas-microsoft-com:vml" xmlns:wp14="http://schemas.microsoft.com/office/word/2010/wordprocessingDrawing" xmlns:wp="http://schemas.openxmlformats.org/drawingml/2006/wordprocessingDrawing" xmlns:w10="urn:schemas-microsoft-com:office:word" xmlns:w="http://schemas.openxmlformats.org/wordprocessingml/2006/main" xmlns:w14="http://schemas.microsoft.com/office/word/2010/wordml" xmlns:w15="http://schemas.microsoft.com/office/word/2012/wordml" xmlns:w16cex="http://schemas.microsoft.com/office/word/2018/wordml/cex" xmlns:w16cid="http://schemas.microsoft.com/office/word/2016/wordml/cid" xmlns:w16="http://schemas.microsoft.com/office/word/2018/wordml" xmlns:w16sdtdh="http://schemas.microsoft.com/office/word/2020/wordml/sdtdatahash" xmlns:w16se="http://schemas.microsoft.com/office/word/2015/wordml/symex" xmlns:wpg="http://schemas.microsoft.com/office/word/2010/wordprocessingGroup" xmlns:wpi="http://schemas.microsoft.com/office/word/2010/wordprocessingInk" xmlns:wne="http://schemas.microsoft.com/office/word/2006/wordml" xmlns:wps="http://schemas.microsoft.com/office/word/2010/wordprocessingShape" mc:Ignorable="w14 w15 w16se w16cid w16 w16cex w16sdtdh wp14">
+<w:numbering xmlns:wpc="http://schemas.microsoft.com/office/word/2010/wordprocessingCanvas" xmlns:cx="http://schemas.microsoft.com/office/drawing/2014/chartex" xmlns:cx1="http://schemas.microsoft.com/office/drawing/2015/9/8/chartex" xmlns:cx2="http://schemas.microsoft.com/office/drawing/2015/10/21/chartex" xmlns:cx3="http://schemas.microsoft.com/office/drawing/2016/5/9/chartex" xmlns:cx4="http://schemas.microsoft.com/office/drawing/2016/5/10/chartex" xmlns:cx5="http://schemas.microsoft.com/office/drawing/2016/5/11/chartex" xmlns:cx6="http://schemas.microsoft.com/office/drawing/2016/5/12/chartex" xmlns:cx7="http://schemas.microsoft.com/office/drawing/2016/5/13/chartex" xmlns:cx8="http://schemas.microsoft.com/office/drawing/2016/5/14/chartex" xmlns:mc="http://schemas.openxmlformats.org/markup-compatibility/2006" xmlns:aink="http://schemas.microsoft.com/office/drawing/2016/ink" xmlns:am3d="http://schemas.microsoft.com/office/drawing/2017/model3d" xmlns:o="urn:schemas-microsoft-com:office:office" xmlns:r="http://schemas.openxmlformats.org/officeDocument/2006/relationships" xmlns:m="http://schemas.openxmlformats.org/officeDocument/2006/math" xmlns:v="urn:schemas-microsoft-com:vml" xmlns:wp14="http://schemas.microsoft.com/office/word/2010/wordprocessingDrawing" xmlns:wp="http://schemas.openxmlformats.org/drawingml/2006/wordprocessingDrawing" xmlns:w10="urn:schemas-microsoft-com:office:word" xmlns:w="http://schemas.openxmlformats.org/wordprocessingml/2006/main" xmlns:w14="http://schemas.microsoft.com/office/word/2010/wordml" xmlns:w15="http://schemas.microsoft.com/office/word/2012/wordml" xmlns:w16cid="http://schemas.microsoft.com/office/word/2016/wordml/cid" xmlns:w16se="http://schemas.microsoft.com/office/word/2015/wordml/symex" xmlns:wpg="http://schemas.microsoft.com/office/word/2010/wordprocessingGroup" xmlns:wpi="http://schemas.microsoft.com/office/word/2010/wordprocessingInk" xmlns:wne="http://schemas.microsoft.com/office/word/2006/wordml" xmlns:wps="http://schemas.microsoft.com/office/word/2010/wordprocessingShape" mc:Ignorable="w14 w15 w16se w16cid wp14">
   <w:abstractNum w:abstractNumId="0" w15:restartNumberingAfterBreak="0">
     <w:nsid w:val="20D3673D"/>
     <w:multiLevelType w:val="multilevel"/>
@@ -4423,20 +5006,20 @@
       </w:rPr>
     </w:lvl>
   </w:abstractNum>
-  <w:num w:numId="1" w16cid:durableId="956570329">
+  <w:num w:numId="1">
     <w:abstractNumId w:val="0"/>
   </w:num>
-  <w:num w:numId="2" w16cid:durableId="497817407">
+  <w:num w:numId="2">
     <w:abstractNumId w:val="2"/>
   </w:num>
-  <w:num w:numId="3" w16cid:durableId="2141654928">
+  <w:num w:numId="3">
     <w:abstractNumId w:val="1"/>
   </w:num>
 </w:numbering>
 </file>
 
 <file path=word/styles.xml><?xml version="1.0" encoding="utf-8"?>
-<w:styles xmlns:mc="http://schemas.openxmlformats.org/markup-compatibility/2006" xmlns:r="http://schemas.openxmlformats.org/officeDocument/2006/relationships" xmlns:w="http://schemas.openxmlformats.org/wordprocessingml/2006/main" xmlns:w14="http://schemas.microsoft.com/office/word/2010/wordml" xmlns:w15="http://schemas.microsoft.com/office/word/2012/wordml" xmlns:w16cex="http://schemas.microsoft.com/office/word/2018/wordml/cex" xmlns:w16cid="http://schemas.microsoft.com/office/word/2016/wordml/cid" xmlns:w16="http://schemas.microsoft.com/office/word/2018/wordml" xmlns:w16sdtdh="http://schemas.microsoft.com/office/word/2020/wordml/sdtdatahash" xmlns:w16se="http://schemas.microsoft.com/office/word/2015/wordml/symex" mc:Ignorable="w14 w15 w16se w16cid w16 w16cex w16sdtdh">
+<w:styles xmlns:mc="http://schemas.openxmlformats.org/markup-compatibility/2006" xmlns:r="http://schemas.openxmlformats.org/officeDocument/2006/relationships" xmlns:w="http://schemas.openxmlformats.org/wordprocessingml/2006/main" xmlns:w14="http://schemas.microsoft.com/office/word/2010/wordml" xmlns:w15="http://schemas.microsoft.com/office/word/2012/wordml" xmlns:w16cid="http://schemas.microsoft.com/office/word/2016/wordml/cid" xmlns:w16se="http://schemas.microsoft.com/office/word/2015/wordml/symex" mc:Ignorable="w14 w15 w16se w16cid">
   <w:docDefaults>
     <w:rPrDefault>
       <w:rPr>
@@ -4452,7 +5035,7 @@
       </w:pPr>
     </w:pPrDefault>
   </w:docDefaults>
-  <w:latentStyles w:defLockedState="0" w:defUIPriority="99" w:defSemiHidden="0" w:defUnhideWhenUsed="0" w:defQFormat="0" w:count="376">
+  <w:latentStyles w:defLockedState="0" w:defUIPriority="99" w:defSemiHidden="0" w:defUnhideWhenUsed="0" w:defQFormat="0" w:count="375">
     <w:lsdException w:name="Normal" w:uiPriority="0" w:qFormat="1"/>
     <w:lsdException w:name="heading 1" w:uiPriority="9" w:qFormat="1"/>
     <w:lsdException w:name="heading 2" w:semiHidden="1" w:uiPriority="9" w:unhideWhenUsed="1" w:qFormat="1"/>
@@ -4828,7 +5411,6 @@
     <w:lsdException w:name="Smart Hyperlink" w:semiHidden="1" w:unhideWhenUsed="1"/>
     <w:lsdException w:name="Hashtag" w:semiHidden="1" w:unhideWhenUsed="1"/>
     <w:lsdException w:name="Unresolved Mention" w:semiHidden="1" w:unhideWhenUsed="1"/>
-    <w:lsdException w:name="Smart Link" w:semiHidden="1" w:unhideWhenUsed="1"/>
   </w:latentStyles>
   <w:style w:type="paragraph" w:default="1" w:styleId="a">
     <w:name w:val="Normal"/>
